--- a/entregables/Fase 1 - Planificación/Individual/Alvarado_Exequiel_1.1_APT122_AutoevaluacionCompetenciasFase1.docx
+++ b/entregables/Fase 1 - Planificación/Individual/Alvarado_Exequiel_1.1_APT122_AutoevaluacionCompetenciasFase1.docx
@@ -1048,7 +1048,7 @@
               <w:rPr>
                 <w:b w:val="0"/>
               </w:rPr>
-              <w:t>2026</w:t>
+              <w:t>2022</w:t>
             </w:r>
           </w:p>
         </w:tc>
